--- a/TADavinFix.docx
+++ b/TADavinFix.docx
@@ -14840,418 +14840,177 @@
     <w:p>
       <w:pPr>
         <w:pStyle w:val="ListParagraph"/>
-        <w:numPr>
-          <w:ilvl w:val="0"/>
-          <w:numId w:val="26"/>
-        </w:numPr>
-        <w:ind w:left="426"/>
-        <w:contextualSpacing w:val="0"/>
-        <w:rPr>
-          <w:szCs w:val="22"/>
-          <w:u w:val="single"/>
-          <w:lang w:val="id-ID"/>
-        </w:rPr>
-      </w:pPr>
-      <w:r>
-        <w:rPr>
-          <w:szCs w:val="22"/>
-          <w:u w:val="single"/>
-        </w:rPr>
-        <w:t>Jual Beli Rumah (Marketplace)</w:t>
+      </w:pPr>
+      <w:r>
+        <w:t>Jual Beli Rumah (Marketplace Properti)</w:t>
       </w:r>
     </w:p>
     <w:p>
       <w:pPr>
         <w:pStyle w:val="ListParagraph"/>
-        <w:numPr>
-          <w:ilvl w:val="1"/>
-          <w:numId w:val="25"/>
-        </w:numPr>
-        <w:ind w:left="851"/>
-        <w:contextualSpacing w:val="0"/>
-        <w:rPr>
-          <w:szCs w:val="22"/>
-          <w:lang w:val="id-ID"/>
-        </w:rPr>
-      </w:pPr>
-      <w:r>
-        <w:rPr>
-          <w:szCs w:val="22"/>
-          <w:lang w:val="id-ID"/>
-        </w:rPr>
-        <w:t>Menyediakan e</w:t>
-      </w:r>
-      <w:r>
-        <w:rPr>
-          <w:szCs w:val="22"/>
-          <w:lang w:val="id-ID"/>
-        </w:rPr>
-        <w:t>talase properti dinamis yang memungkinkan pengguna melakukan penelusuran unit rumah siap huni secara real-time.</w:t>
+      </w:pPr>
+      <w:r>
+        <w:t>Menyediakan etalase properti dinamis yang dapat dicari berdasarkan lokasi dan kata kunci, dilengkapi filter harga untuk mempersempit hasil pencarian secara real-time.</w:t>
       </w:r>
     </w:p>
     <w:p>
       <w:pPr>
         <w:pStyle w:val="ListParagraph"/>
-        <w:numPr>
-          <w:ilvl w:val="1"/>
-          <w:numId w:val="25"/>
-        </w:numPr>
-        <w:ind w:left="851"/>
-        <w:contextualSpacing w:val="0"/>
-        <w:rPr>
-          <w:szCs w:val="22"/>
-          <w:lang w:val="id-ID"/>
-        </w:rPr>
-      </w:pPr>
-      <w:r>
-        <w:rPr>
-          <w:szCs w:val="22"/>
-          <w:lang w:val="id-ID"/>
-        </w:rPr>
-        <w:lastRenderedPageBreak/>
-        <w:t>Mengimplementasikan matriks penapisan (filtering) berdasarkan kriteria lokasi, rentang harga, dan spesifikasi unit untuk mempercepat pencarian.</w:t>
-      </w:r>
-      <w:r>
-        <w:rPr>
-          <w:szCs w:val="22"/>
-          <w:lang w:val="id-ID"/>
-        </w:rPr>
-        <w:t>Spektrum toleransi anggaran harga, hingga atribut tipe kamar.</w:t>
+      </w:pPr>
+      <w:r>
+        <w:t>Menyediakan formulir penjualan properti bertahap yang mencakup unggah foto, input spesifikasi ruangan, denah kamar, serta penanda lokasi berbasis peta interaktif (OpenStreetMap).</w:t>
       </w:r>
     </w:p>
     <w:p>
       <w:pPr>
         <w:pStyle w:val="ListParagraph"/>
-        <w:numPr>
-          <w:ilvl w:val="1"/>
-          <w:numId w:val="25"/>
-        </w:numPr>
-        <w:ind w:left="851"/>
-        <w:contextualSpacing w:val="0"/>
-        <w:rPr>
-          <w:szCs w:val="22"/>
-          <w:lang w:val="id-ID"/>
-        </w:rPr>
-      </w:pPr>
-      <w:r>
-        <w:rPr>
-          <w:szCs w:val="22"/>
-          <w:lang w:val="id-ID"/>
-        </w:rPr>
-        <w:t>Menyajikan informasi detail properti yang komprehensif, mencakup deskripsi aset, galeri foto ruangan, data teknis bangunan, serta akses komunikasi langsung ke penjual melalui integrasi API WhatsApp.</w:t>
+      </w:pPr>
+      <w:r>
+        <w:t>Menyajikan halaman detail properti komprehensif yang memuat galeri foto, spesifikasi bangunan, denah ruangan, peta lokasi, serta akses langsung menghubungi penjual melalui API WhatsApp.</w:t>
       </w:r>
     </w:p>
     <w:p>
       <w:pPr>
         <w:pStyle w:val="ListParagraph"/>
-        <w:numPr>
-          <w:ilvl w:val="0"/>
-          <w:numId w:val="26"/>
-        </w:numPr>
-        <w:ind w:left="426"/>
-        <w:contextualSpacing w:val="0"/>
-        <w:rPr>
-          <w:szCs w:val="22"/>
-          <w:u w:val="single"/>
-          <w:lang w:val="id-ID"/>
-        </w:rPr>
-      </w:pPr>
-      <w:proofErr w:type="spellStart"/>
-      <w:r>
-        <w:rPr>
-          <w:szCs w:val="22"/>
-          <w:u w:val="single"/>
-        </w:rPr>
-        <w:t>Publikasi</w:t>
-      </w:r>
-      <w:proofErr w:type="spellEnd"/>
-      <w:r>
-        <w:rPr>
-          <w:szCs w:val="22"/>
-          <w:u w:val="single"/>
-        </w:rPr>
-        <w:t xml:space="preserve"> </w:t>
-      </w:r>
-      <w:proofErr w:type="spellStart"/>
-      <w:r>
-        <w:rPr>
-          <w:szCs w:val="22"/>
-          <w:u w:val="single"/>
-        </w:rPr>
-        <w:t>Proyek</w:t>
-      </w:r>
-      <w:proofErr w:type="spellEnd"/>
-      <w:r>
-        <w:rPr>
-          <w:szCs w:val="22"/>
-          <w:u w:val="single"/>
-        </w:rPr>
-        <w:t xml:space="preserve"> dan </w:t>
-      </w:r>
-      <w:proofErr w:type="spellStart"/>
-      <w:r>
-        <w:rPr>
-          <w:szCs w:val="22"/>
-          <w:u w:val="single"/>
-        </w:rPr>
-        <w:t>Sistem</w:t>
-      </w:r>
-      <w:proofErr w:type="spellEnd"/>
-      <w:r>
-        <w:rPr>
-          <w:szCs w:val="22"/>
-          <w:u w:val="single"/>
-        </w:rPr>
-        <w:t xml:space="preserve"> </w:t>
-      </w:r>
-      <w:proofErr w:type="spellStart"/>
-      <w:r>
-        <w:rPr>
-          <w:szCs w:val="22"/>
-          <w:u w:val="single"/>
-        </w:rPr>
-        <w:t>Penawaran</w:t>
-      </w:r>
-      <w:proofErr w:type="spellEnd"/>
-      <w:r>
-        <w:rPr>
-          <w:szCs w:val="22"/>
-          <w:u w:val="single"/>
-        </w:rPr>
-        <w:t xml:space="preserve"> (Bidding)</w:t>
+      </w:pPr>
+      <w:r>
+        <w:t>Publikasi Proyek dan Sistem Penawaran (Bidding)</w:t>
       </w:r>
     </w:p>
     <w:p>
       <w:pPr>
         <w:pStyle w:val="ListParagraph"/>
-        <w:numPr>
-          <w:ilvl w:val="1"/>
-          <w:numId w:val="28"/>
-        </w:numPr>
-        <w:ind w:left="851"/>
-        <w:contextualSpacing w:val="0"/>
-        <w:rPr>
-          <w:i/>
-          <w:iCs/>
-          <w:szCs w:val="22"/>
-          <w:lang w:val="id-ID"/>
-        </w:rPr>
-      </w:pPr>
-      <w:r>
-        <w:rPr>
-          <w:i/>
-          <w:iCs/>
-          <w:szCs w:val="22"/>
-          <w:lang w:val="id-ID"/>
-        </w:rPr>
-        <w:t>Memfasilitasi pengguna untuk mempublikasikan tender proyek konstruksi (bangun baru atau renovasi) dengan detail spesifikasi seperti luas lantai, ekspektasi material, dan lampiran foto kondisi lahan.</w:t>
+      </w:pPr>
+      <w:r>
+        <w:t>Memfasilitasi publikasi tender proyek konstruksi oleh Klien dengan detail spesifikasi, foto lokasi, estimasi anggaran, tenggat waktu, dan penanda lokasi berbasis peta.</w:t>
       </w:r>
     </w:p>
     <w:p>
       <w:pPr>
         <w:pStyle w:val="ListParagraph"/>
-        <w:numPr>
-          <w:ilvl w:val="1"/>
-          <w:numId w:val="28"/>
-        </w:numPr>
-        <w:ind w:left="851"/>
-        <w:contextualSpacing w:val="0"/>
-        <w:rPr>
-          <w:i/>
-          <w:iCs/>
-          <w:szCs w:val="22"/>
-          <w:lang w:val="id-ID"/>
-        </w:rPr>
-      </w:pPr>
-      <w:r>
-        <w:rPr>
-          <w:i/>
-          <w:iCs/>
-          <w:szCs w:val="22"/>
-          <w:lang w:val="id-ID"/>
-        </w:rPr>
-        <w:t>Menyediakan mekanisme bagi Arsitek dan Kontraktor untuk mengirimkan dokumen penawaran harga (bid) secara terpusat pada setiap proyek yang dipublikasikan.</w:t>
+      </w:pPr>
+      <w:r>
+        <w:t>Menyediakan mekanisme bagi Arsitek dan Kontraktor untuk mengajukan penawaran harga (bid) yang mencakup nominal, durasi pengerjaan, dan dokumen proposal teknis pada setiap proyek yang masih berstatus lelang terbuka.</w:t>
       </w:r>
     </w:p>
     <w:p>
       <w:pPr>
         <w:pStyle w:val="ListParagraph"/>
-        <w:numPr>
-          <w:ilvl w:val="1"/>
-          <w:numId w:val="28"/>
-        </w:numPr>
-        <w:ind w:left="851"/>
-        <w:contextualSpacing w:val="0"/>
-        <w:rPr>
-          <w:i/>
-          <w:iCs/>
-          <w:szCs w:val="22"/>
-          <w:lang w:val="id-ID"/>
-        </w:rPr>
-      </w:pPr>
-      <w:r>
-        <w:rPr>
-          <w:i/>
-          <w:iCs/>
-          <w:szCs w:val="22"/>
-          <w:lang w:val="id-ID"/>
-        </w:rPr>
-        <w:t>Mengimplementasikan dasbor manajemen penawaran yang memungkinkan pemilik proyek untuk memantau, membandingkan, dan memilih pemenang lelang secara manual berdasarkan kecocokan proposal.</w:t>
+      </w:pPr>
+      <w:r>
+        <w:t>Mengimplementasikan dasbor perbandingan penawaran bagi Klien yang menampilkan seluruh bid yang diurutkan berdasarkan skor rekomendasi algoritma Weighted Scoring (kombinasi bobot harga dan reputasi penyedia jasa).</w:t>
       </w:r>
     </w:p>
     <w:p>
       <w:pPr>
         <w:pStyle w:val="ListParagraph"/>
-        <w:numPr>
-          <w:ilvl w:val="0"/>
-          <w:numId w:val="26"/>
-        </w:numPr>
-        <w:ind w:left="426"/>
-        <w:contextualSpacing w:val="0"/>
-        <w:rPr>
-          <w:szCs w:val="22"/>
-          <w:u w:val="single"/>
-          <w:lang w:val="id-ID"/>
-        </w:rPr>
-      </w:pPr>
-      <w:proofErr w:type="spellStart"/>
-      <w:r>
-        <w:rPr>
-          <w:szCs w:val="22"/>
-          <w:u w:val="single"/>
-        </w:rPr>
-        <w:t>Perekrutan</w:t>
-      </w:r>
-      <w:proofErr w:type="spellEnd"/>
-      <w:r>
-        <w:rPr>
-          <w:szCs w:val="22"/>
-          <w:u w:val="single"/>
-        </w:rPr>
-        <w:t xml:space="preserve"> </w:t>
-      </w:r>
-      <w:proofErr w:type="spellStart"/>
-      <w:r>
-        <w:rPr>
-          <w:szCs w:val="22"/>
-          <w:u w:val="single"/>
-        </w:rPr>
-        <w:t>Profesional</w:t>
-      </w:r>
-      <w:proofErr w:type="spellEnd"/>
-      <w:r>
-        <w:rPr>
-          <w:szCs w:val="22"/>
-          <w:u w:val="single"/>
-        </w:rPr>
-        <w:t xml:space="preserve"> (</w:t>
-      </w:r>
-      <w:proofErr w:type="spellStart"/>
-      <w:r>
-        <w:rPr>
-          <w:szCs w:val="22"/>
-          <w:u w:val="single"/>
-        </w:rPr>
-        <w:t>Arsitek</w:t>
-      </w:r>
-      <w:proofErr w:type="spellEnd"/>
-      <w:r>
-        <w:rPr>
-          <w:szCs w:val="22"/>
-          <w:u w:val="single"/>
-        </w:rPr>
-        <w:t xml:space="preserve"> dan </w:t>
-      </w:r>
-      <w:proofErr w:type="spellStart"/>
-      <w:r>
-        <w:rPr>
-          <w:szCs w:val="22"/>
-          <w:u w:val="single"/>
-        </w:rPr>
-        <w:t>Kontraktor</w:t>
-      </w:r>
-      <w:proofErr w:type="spellEnd"/>
-      <w:r>
-        <w:rPr>
-          <w:szCs w:val="22"/>
-          <w:u w:val="single"/>
-        </w:rPr>
-        <w:t>)</w:t>
+      </w:pPr>
+      <w:r>
+        <w:t>Perekrutan Profesional (Arsitek dan Kontraktor)</w:t>
       </w:r>
     </w:p>
     <w:p>
       <w:pPr>
         <w:pStyle w:val="ListParagraph"/>
-        <w:numPr>
-          <w:ilvl w:val="0"/>
-          <w:numId w:val="31"/>
-        </w:numPr>
-        <w:contextualSpacing w:val="0"/>
-        <w:rPr>
-          <w:i/>
-          <w:iCs/>
-          <w:szCs w:val="22"/>
-          <w:lang w:val="id-ID"/>
-        </w:rPr>
-      </w:pPr>
-      <w:r>
-        <w:rPr>
-          <w:i/>
-          <w:iCs/>
-          <w:szCs w:val="22"/>
-          <w:lang w:val="id-ID"/>
-        </w:rPr>
-        <w:t>Menyediakan direktori profil tenaga ahli konstruksi yang dapat dijelajahi oleh pengguna berdasarkan kategori keahlian profesional.</w:t>
+      </w:pPr>
+      <w:r>
+        <w:t>Menyediakan direktori tenaga ahli konstruksi yang dapat dijelajahi berdasarkan kategori profesi (Arsitek/Kontraktor) dan dilengkapi filter pencarian.</w:t>
       </w:r>
     </w:p>
     <w:p>
       <w:pPr>
         <w:pStyle w:val="ListParagraph"/>
-        <w:numPr>
-          <w:ilvl w:val="0"/>
-          <w:numId w:val="31"/>
-        </w:numPr>
-        <w:contextualSpacing w:val="0"/>
-        <w:rPr>
-          <w:i/>
-          <w:iCs/>
-          <w:szCs w:val="22"/>
-          <w:lang w:val="id-ID"/>
-        </w:rPr>
-      </w:pPr>
-      <w:r>
-        <w:rPr>
-          <w:i/>
-          <w:iCs/>
-          <w:szCs w:val="22"/>
-          <w:lang w:val="id-ID"/>
-        </w:rPr>
-        <w:t>Menampilkan halaman portofolio digital yang berisi riwayat pekerjaan terdahulu dan akumulasi rating dari pengguna lain sebagai parameter kredibilitas.</w:t>
+      </w:pPr>
+      <w:r>
+        <w:t>Menampilkan halaman profil profesional yang memuat portofolio proyek, rating dan ulasan dari klien sebelumnya, anggota tim, serta statistik proyek yang telah diselesaikan.</w:t>
       </w:r>
     </w:p>
     <w:p>
       <w:pPr>
         <w:pStyle w:val="ListParagraph"/>
-        <w:numPr>
-          <w:ilvl w:val="0"/>
-          <w:numId w:val="31"/>
-        </w:numPr>
-        <w:contextualSpacing w:val="0"/>
-        <w:rPr>
-          <w:i/>
-          <w:iCs/>
-          <w:szCs w:val="22"/>
-          <w:lang w:val="id-ID"/>
-        </w:rPr>
-      </w:pPr>
-      <w:r>
-        <w:rPr>
-          <w:i/>
-          <w:iCs/>
-          <w:szCs w:val="22"/>
-          <w:lang w:val="id-ID"/>
-        </w:rPr>
-        <w:t>Menyediakan fitur kontak instan yang memungkinkan pengguna untuk melakukan konsultasi awal atau negosiasi langsung dengan penyedia jasa melalui platform WhatsApp.</w:t>
+      </w:pPr>
+      <w:r>
+        <w:t>Menyediakan fitur kontak instan dan pemesanan jasa (hire) yang memungkinkan Klien menghubungi atau mempekerjakan profesional secara langsung melalui platform.</w:t>
+      </w:r>
+    </w:p>
+    <w:p>
+      <w:pPr>
+        <w:pStyle w:val="ListParagraph"/>
+      </w:pPr>
+      <w:r>
+        <w:t>Manajemen Proyek Pasca-Lelang</w:t>
+      </w:r>
+    </w:p>
+    <w:p>
+      <w:pPr>
+        <w:pStyle w:val="ListParagraph"/>
+      </w:pPr>
+      <w:r>
+        <w:t>Pelacakan milestone proyek dengan status penyelesaian, bukti foto, dan konfirmasi dari kedua belah pihak (Klien dan penyedia jasa).</w:t>
+      </w:r>
+    </w:p>
+    <w:p>
+      <w:pPr>
+        <w:pStyle w:val="ListParagraph"/>
+      </w:pPr>
+      <w:r>
+        <w:t>Pencatatan log harian (daily log) progres pengerjaan proyek oleh penyedia jasa yang dapat dimonitor oleh Klien secara real-time.</w:t>
+      </w:r>
+    </w:p>
+    <w:p>
+      <w:pPr>
+        <w:pStyle w:val="ListParagraph"/>
+      </w:pPr>
+      <w:r>
+        <w:t>Brankas dokumen digital (document vault) untuk menyimpan dan mengelola dokumen kontrak, proposal, dan gambar teknis proyek.</w:t>
+      </w:r>
+    </w:p>
+    <w:p>
+      <w:pPr>
+        <w:pStyle w:val="ListParagraph"/>
+      </w:pPr>
+      <w:r>
+        <w:t>Obrolan dan Notifikasi Real-time</w:t>
+      </w:r>
+    </w:p>
+    <w:p>
+      <w:pPr>
+        <w:pStyle w:val="ListParagraph"/>
+      </w:pPr>
+      <w:r>
+        <w:t>Fitur obrolan langsung (chat) antar pengguna untuk negosiasi kontrak, konsultasi, dan diskusi proyek secara real-time.</w:t>
+      </w:r>
+    </w:p>
+    <w:p>
+      <w:pPr>
+        <w:pStyle w:val="ListParagraph"/>
+      </w:pPr>
+      <w:r>
+        <w:t>Sistem notifikasi yang menampilkan informasi status penawaran, proyek baru yang relevan, dan pesan masuk secara real-time.</w:t>
+      </w:r>
+    </w:p>
+    <w:p>
+      <w:pPr>
+        <w:pStyle w:val="ListParagraph"/>
+      </w:pPr>
+      <w:r>
+        <w:t>Manajemen Profil dan Portofolio Digital</w:t>
+      </w:r>
+    </w:p>
+    <w:p>
+      <w:pPr>
+        <w:pStyle w:val="ListParagraph"/>
+      </w:pPr>
+      <w:r>
+        <w:t>Halaman profil pengguna yang menampilkan informasi personal, riwayat properti, dan daftar proyek yang sedang berjalan.</w:t>
+      </w:r>
+    </w:p>
+    <w:p>
+      <w:pPr>
+        <w:pStyle w:val="ListParagraph"/>
+      </w:pPr>
+      <w:r>
+        <w:t>Profil profesional (Arsitek/Kontraktor) yang dilengkapi unggahan portofolio visual, data perusahaan, metadata keahlian, dan dokumen pendukung.</w:t>
       </w:r>
     </w:p>
     <w:p>
@@ -27073,7 +26832,7 @@
         </w:rPr>
       </w:pPr>
       <w:r>
-        <w:t>Pengujian dilakukan dengan responden sebanyak 15 orang yang terdiri dari 5 orang Klien (pencari properti), 5 orang Arsitek profesional, dan 5 orang Kontraktor sipil. Setiap responden dipastikan telah mencoba aplikasi sebelum mengisi kuesioner. Uji coba dilakukan secara sinkron melalui demonstrasi langsung dan Zoom. Dokumentasi kegiatan dapat dilihat di Lampiran 1, dan daftar pertanyaan serta perhitungan hasil kuesioner dapat dilihat di Lampiran 2.</w:t>
+        <w:t>Pengujian dilakukan dengan responden sebanyak 9 orang yang terdiri dari 3 orang Klien (pencari properti), 3 orang Arsitek profesional, dan 3 orang Kontraktor sipil. Setiap responden dipastikan telah mencoba aplikasi sebelum mengisi kuesioner. Uji coba dilakukan secara sinkron melalui demonstrasi langsung dan Zoom. Dokumentasi kegiatan dapat dilihat di Lampiran 1, dan daftar pertanyaan serta perhitungan hasil kuesioner dapat dilihat di Lampiran 2.</w:t>
       </w:r>
     </w:p>
     <w:p>

--- a/TADavinFix.docx
+++ b/TADavinFix.docx
@@ -9286,7 +9286,7 @@
         <w:pStyle w:val="ListParagraph"/>
       </w:pPr>
       <w:r>
-        <w:t>5. Proses registrasi dan verifikasi akun pengguna profesional (Arsitek dan Kontraktor) dilakukan secara otomatis tanpa melalui mekanisme persetujuan manual oleh administrator. Seluruh akun profesional yang berhasil mendaftar dapat langsung mengakses fitur aplikasi tanpa melalui proses verifikasi lanjutan dari pihak backend.</w:t>
+        <w:t>5. Proses registrasi dan verifikasi akun pengguna profesional (Arsitek dan Kontraktor) dilakukan secara otomatis tanpa melalui mekanisme persetujuan manual oleh administrator. Seluruh akun profesional yang berhasil mendaftar (Arsitek dan Kontraktor) dapat langsung mengakses fitur aplikasi tanpa melalui proses verifikasi lanjutan dari pihak backend.</w:t>
       </w:r>
     </w:p>
     <w:p>
@@ -9294,7 +9294,7 @@
         <w:pStyle w:val="ListParagraph"/>
       </w:pPr>
       <w:r>
-        <w:t>6. Fitur manajemen proyek pada aplikasi seluler tidak menyertakan keseluruhan kompleksitas fitur yang tersedia pada platform web 4C. Fungsionalitas seperti pengelolaan milestone proyek secara detail, dokumentasi progres fisik, serta pelacakan anggaran real-time disajikan dalam tampilan yang lebih ringkas dan esensial sesuai dengan konteks interaksi perangkat bergerak.</w:t>
+        <w:t>6. Aplikasi seluler 4C difokuskan pada proyek renovasi skala kecil hingga menengah yang hanya melibatkan Klien dan satu penyedia jasa (Arsitek atau Kontraktor). Oleh karena itu, fitur manajemen proyek pada aplikasi seluler tidak menyertakan keseluruhan kompleksitas yang tersedia pada platform web 4C. Fungsionalitas seperti pengelolaan milestone proyek secara detail, dokumentasi progres fisik, serta pelacakan anggaran real-time disajikan dalam tampilan yang lebih ringkas dan esensial sesuai konteks perangkat bergerak. Proses pembayaran, perjanjian kontrak legal, dan verifikasi dokumen lanjutan (seperti sertifikasi badan usaha) tidak termasuk dalam lingkup aplikasi seluler karena proses tersebut bersifat direktif dan ditangani secara langsung antara Klien dan penyedia jasa di luar sistem.</w:t>
       </w:r>
     </w:p>
     <w:p>
@@ -9303,6 +9303,14 @@
       </w:pPr>
       <w:r>
         <w:t>7. Aplikasi seluler hanya mengakomodasi tiga peran pengguna utama, yaitu Klien (pencari properti/pemilik proyek), Arsitek, dan Kontraktor. Peran-peran administratif dan manajerial lainnya yang terdapat pada platform web (seperti admin sistem, superadmin, dan mitra pengembang) tidak diimplementasikan pada versi seluler karena pengelolaan tingkat lanjut tetap dilakukan melalui antarmuka web.</w:t>
+      </w:r>
+    </w:p>
+    <w:p>
+      <w:pPr>
+        <w:pStyle w:val="ListParagraph"/>
+      </w:pPr>
+      <w:r>
+        <w:t>8. Pengujian keamanan aplikasi (security testing) serta analisis kerentanan (vulnerability assessment) pada sisi backend maupun aplikasi mobile tidak termasuk dalam lingkup tugas akhir ini. Penelitian hanya berfokus pada pengujian fungsionalitas (black-box testing) dan pengujian penerimaan pengguna (usability testing).</w:t>
       </w:r>
     </w:p>
     <w:p>
@@ -10483,7 +10491,7 @@
           <w:szCs w:val="22"/>
           <w:lang w:val="id-ID"/>
         </w:rPr>
-        <w:t>Secara arsitektural hanya berfokus pada perpindahan aset (jual beli). Aplikasi ini sama sekali tidak memfasilitasi pengguna yang ingin membangun rumah dari nol atau melakukan renovasi, karena tidak memiliki ekosistem lelang proyek konstruksi (bidding) maupun direktori kontraktor.</w:t>
+        <w:t>Secara arsitektural hanya berfokus pada perpindahan aset (jual beli). Aplikasi ini sama sekali tidak memfasilitasi pengguna yang ingin membangun rumah dari nol atau melakukan renovasi, karena tidak memiliki ekosistem lelang proyek konstruksi (bidding) maupun direktori multi-profesi konstruksi.</w:t>
       </w:r>
     </w:p>
     <w:p>
@@ -10852,7 +10860,7 @@
           <w:szCs w:val="22"/>
           <w:lang w:val="id-ID"/>
         </w:rPr>
-        <w:t>Berdasarkan analisis operasional pada ketiga entitas aplikasi di atas, terlihat bahwa industri saat ini masih berjalan secara terfragmentasi (terpisah-pisah). Fitur-fitur fungsional yang merepresentasikan pembeda kompetitif (competitive advantage) dari aplikasi mobile 4C dalam menjembatani fusi antarsektor—niaga real estat dan tender pengadaan proyek—dipresentasikan secara sistematis pada Tabel 2.1. Tabel ini mengonfirmasi komitmen aplikasi 4C sebagai solusi satu atap (one-stop solution).</w:t>
+        <w:t>Berdasarkan analisis operasional pada ketiga entitas aplikasi di atas, terlihat bahwa industri saat ini masih berjalan secara terfragmentasi (terpisah-pisah). Pinhome unggul pada marketplace properti, Sejasa unggul pada jasa perbaikan, dan Arsitag unggul pada direktori arsitek – namun tidak ada yang mengintegrasikan seluruh aspek dalam satu platform. Fitur-fitur fungsional yang merepresentasikan pembeda kompetitif (competitive advantage) dari aplikasi mobile 4C dalam menjembatani fusi antarsektor—niaga real estat dan tender pengadaan proyek—dipresentasikan secara sistematis pada Tabel 2.1. Tabel ini mengonfirmasi komitmen aplikasi 4C sebagai solusi satu atap (one-stop solution) yang terintegrasi untuk ekosistem properti dan konstruksi.</w:t>
       </w:r>
     </w:p>
     <w:p>
@@ -11566,79 +11574,9 @@
             <w:tcW w:w="2443" w:type="dxa"/>
           </w:tcPr>
           <w:p>
-            <w:pPr>
-              <w:spacing w:after="0"/>
-              <w:rPr>
-                <w:rFonts w:cstheme="minorHAnsi"/>
-                <w:sz w:val="20"/>
-                <w:szCs w:val="20"/>
-                <w:lang w:val="id-ID"/>
-              </w:rPr>
-            </w:pPr>
-            <w:proofErr w:type="spellStart"/>
-            <w:r>
-              <w:rPr>
-                <w:rFonts w:cstheme="minorHAnsi"/>
-                <w:sz w:val="20"/>
-                <w:szCs w:val="20"/>
-              </w:rPr>
-              <w:t>Repositori</w:t>
-            </w:r>
-            <w:proofErr w:type="spellEnd"/>
-            <w:r>
-              <w:rPr>
-                <w:rFonts w:cstheme="minorHAnsi"/>
-                <w:sz w:val="20"/>
-                <w:szCs w:val="20"/>
-              </w:rPr>
-              <w:t xml:space="preserve"> </w:t>
-            </w:r>
-            <w:proofErr w:type="spellStart"/>
-            <w:r>
-              <w:rPr>
-                <w:rFonts w:cstheme="minorHAnsi"/>
-                <w:sz w:val="20"/>
-                <w:szCs w:val="20"/>
-              </w:rPr>
-              <w:t>Portofolio</w:t>
-            </w:r>
-            <w:proofErr w:type="spellEnd"/>
-            <w:r>
-              <w:rPr>
-                <w:rFonts w:cstheme="minorHAnsi"/>
-                <w:sz w:val="20"/>
-                <w:szCs w:val="20"/>
-              </w:rPr>
-              <w:t xml:space="preserve"> </w:t>
-            </w:r>
-            <w:proofErr w:type="spellStart"/>
-            <w:r>
-              <w:rPr>
-                <w:rFonts w:cstheme="minorHAnsi"/>
-                <w:sz w:val="20"/>
-                <w:szCs w:val="20"/>
-              </w:rPr>
-              <w:t>Arsitek</w:t>
-            </w:r>
-            <w:proofErr w:type="spellEnd"/>
-            <w:r>
-              <w:rPr>
-                <w:rFonts w:cstheme="minorHAnsi"/>
-                <w:sz w:val="20"/>
-                <w:szCs w:val="20"/>
-              </w:rPr>
-              <w:t xml:space="preserve"> &amp; </w:t>
-            </w:r>
-            <w:proofErr w:type="spellStart"/>
-            <w:r>
-              <w:rPr>
-                <w:rFonts w:cstheme="minorHAnsi"/>
-                <w:sz w:val="20"/>
-                <w:szCs w:val="20"/>
-              </w:rPr>
-              <w:t>Kontraktor</w:t>
-            </w:r>
-            <w:proofErr w:type="spellEnd"/>
+            <w:r>
+              <w:t>Repositori Portofolio Arsitek &amp; Kontraktor</w:t>
+            </w:r>
           </w:p>
         </w:tc>
         <w:tc>
@@ -12293,6 +12231,398 @@
                 <w:szCs w:val="20"/>
                 <w:lang w:val="id-ID"/>
               </w:rPr>
+              <w:t>🗸</w:t>
+            </w:r>
+          </w:p>
+        </w:tc>
+      </w:tr>
+      <w:tr>
+        <w:tc>
+          <w:tcPr>
+            <w:tcW w:type="dxa" w:w="567"/>
+          </w:tcPr>
+          <w:p>
+            <w:r>
+              <w:t>7</w:t>
+            </w:r>
+          </w:p>
+        </w:tc>
+        <w:tc>
+          <w:tcPr>
+            <w:tcW w:type="dxa" w:w="2443"/>
+          </w:tcPr>
+          <w:p>
+            <w:r>
+              <w:t>Manajemen Milestone Proyek</w:t>
+            </w:r>
+          </w:p>
+        </w:tc>
+        <w:tc>
+          <w:tcPr>
+            <w:tcW w:type="dxa" w:w="1263"/>
+          </w:tcPr>
+          <w:p>
+            <w:r/>
+          </w:p>
+        </w:tc>
+        <w:tc>
+          <w:tcPr>
+            <w:tcW w:type="dxa" w:w="1358"/>
+          </w:tcPr>
+          <w:p>
+            <w:r/>
+          </w:p>
+        </w:tc>
+        <w:tc>
+          <w:tcPr>
+            <w:tcW w:type="dxa" w:w="1243"/>
+          </w:tcPr>
+          <w:p>
+            <w:r/>
+          </w:p>
+        </w:tc>
+        <w:tc>
+          <w:tcPr>
+            <w:tcW w:type="dxa" w:w="1056"/>
+          </w:tcPr>
+          <w:p>
+            <w:r>
+              <w:t>🗸</w:t>
+            </w:r>
+          </w:p>
+        </w:tc>
+      </w:tr>
+      <w:tr>
+        <w:tc>
+          <w:tcPr>
+            <w:tcW w:type="dxa" w:w="567"/>
+          </w:tcPr>
+          <w:p>
+            <w:r>
+              <w:t>8</w:t>
+            </w:r>
+          </w:p>
+        </w:tc>
+        <w:tc>
+          <w:tcPr>
+            <w:tcW w:type="dxa" w:w="2443"/>
+          </w:tcPr>
+          <w:p>
+            <w:r>
+              <w:t>Brankas Dokumen Digital</w:t>
+            </w:r>
+          </w:p>
+        </w:tc>
+        <w:tc>
+          <w:tcPr>
+            <w:tcW w:type="dxa" w:w="1263"/>
+          </w:tcPr>
+          <w:p>
+            <w:r/>
+          </w:p>
+        </w:tc>
+        <w:tc>
+          <w:tcPr>
+            <w:tcW w:type="dxa" w:w="1358"/>
+          </w:tcPr>
+          <w:p>
+            <w:r/>
+          </w:p>
+        </w:tc>
+        <w:tc>
+          <w:tcPr>
+            <w:tcW w:type="dxa" w:w="1243"/>
+          </w:tcPr>
+          <w:p>
+            <w:r/>
+          </w:p>
+        </w:tc>
+        <w:tc>
+          <w:tcPr>
+            <w:tcW w:type="dxa" w:w="1056"/>
+          </w:tcPr>
+          <w:p>
+            <w:r>
+              <w:t>🗸</w:t>
+            </w:r>
+          </w:p>
+        </w:tc>
+      </w:tr>
+      <w:tr>
+        <w:tc>
+          <w:tcPr>
+            <w:tcW w:type="dxa" w:w="567"/>
+          </w:tcPr>
+          <w:p>
+            <w:r>
+              <w:t>9</w:t>
+            </w:r>
+          </w:p>
+        </w:tc>
+        <w:tc>
+          <w:tcPr>
+            <w:tcW w:type="dxa" w:w="2443"/>
+          </w:tcPr>
+          <w:p>
+            <w:r>
+              <w:t>Log Harian Proyek</w:t>
+            </w:r>
+          </w:p>
+        </w:tc>
+        <w:tc>
+          <w:tcPr>
+            <w:tcW w:type="dxa" w:w="1263"/>
+          </w:tcPr>
+          <w:p>
+            <w:r/>
+          </w:p>
+        </w:tc>
+        <w:tc>
+          <w:tcPr>
+            <w:tcW w:type="dxa" w:w="1358"/>
+          </w:tcPr>
+          <w:p>
+            <w:r/>
+          </w:p>
+        </w:tc>
+        <w:tc>
+          <w:tcPr>
+            <w:tcW w:type="dxa" w:w="1243"/>
+          </w:tcPr>
+          <w:p>
+            <w:r/>
+          </w:p>
+        </w:tc>
+        <w:tc>
+          <w:tcPr>
+            <w:tcW w:type="dxa" w:w="1056"/>
+          </w:tcPr>
+          <w:p>
+            <w:r>
+              <w:t>🗸</w:t>
+            </w:r>
+          </w:p>
+        </w:tc>
+      </w:tr>
+      <w:tr>
+        <w:tc>
+          <w:tcPr>
+            <w:tcW w:type="dxa" w:w="567"/>
+          </w:tcPr>
+          <w:p>
+            <w:r>
+              <w:t>10</w:t>
+            </w:r>
+          </w:p>
+        </w:tc>
+        <w:tc>
+          <w:tcPr>
+            <w:tcW w:type="dxa" w:w="2443"/>
+          </w:tcPr>
+          <w:p>
+            <w:r>
+              <w:t>Pencatatan Log Harian Proyek</w:t>
+            </w:r>
+          </w:p>
+        </w:tc>
+        <w:tc>
+          <w:tcPr>
+            <w:tcW w:type="dxa" w:w="1263"/>
+          </w:tcPr>
+          <w:p>
+            <w:r/>
+          </w:p>
+        </w:tc>
+        <w:tc>
+          <w:tcPr>
+            <w:tcW w:type="dxa" w:w="1358"/>
+          </w:tcPr>
+          <w:p>
+            <w:r/>
+          </w:p>
+        </w:tc>
+        <w:tc>
+          <w:tcPr>
+            <w:tcW w:type="dxa" w:w="1243"/>
+          </w:tcPr>
+          <w:p>
+            <w:r/>
+          </w:p>
+        </w:tc>
+        <w:tc>
+          <w:tcPr>
+            <w:tcW w:type="dxa" w:w="1056"/>
+          </w:tcPr>
+          <w:p>
+            <w:r>
+              <w:t>🗸</w:t>
+            </w:r>
+          </w:p>
+        </w:tc>
+      </w:tr>
+      <w:tr>
+        <w:tc>
+          <w:tcPr>
+            <w:tcW w:type="dxa" w:w="567"/>
+          </w:tcPr>
+          <w:p>
+            <w:r>
+              <w:t>11</w:t>
+            </w:r>
+          </w:p>
+        </w:tc>
+        <w:tc>
+          <w:tcPr>
+            <w:tcW w:type="dxa" w:w="2443"/>
+          </w:tcPr>
+          <w:p>
+            <w:r>
+              <w:t>Manajemen Milestone Proyek</w:t>
+            </w:r>
+          </w:p>
+        </w:tc>
+        <w:tc>
+          <w:tcPr>
+            <w:tcW w:type="dxa" w:w="1263"/>
+          </w:tcPr>
+          <w:p>
+            <w:r/>
+          </w:p>
+        </w:tc>
+        <w:tc>
+          <w:tcPr>
+            <w:tcW w:type="dxa" w:w="1358"/>
+          </w:tcPr>
+          <w:p>
+            <w:r/>
+          </w:p>
+        </w:tc>
+        <w:tc>
+          <w:tcPr>
+            <w:tcW w:type="dxa" w:w="1243"/>
+          </w:tcPr>
+          <w:p>
+            <w:r/>
+          </w:p>
+        </w:tc>
+        <w:tc>
+          <w:tcPr>
+            <w:tcW w:type="dxa" w:w="1056"/>
+          </w:tcPr>
+          <w:p>
+            <w:r>
+              <w:t>🗸</w:t>
+            </w:r>
+          </w:p>
+        </w:tc>
+      </w:tr>
+      <w:tr>
+        <w:tc>
+          <w:tcPr>
+            <w:tcW w:type="dxa" w:w="567"/>
+          </w:tcPr>
+          <w:p>
+            <w:r>
+              <w:t>12</w:t>
+            </w:r>
+          </w:p>
+        </w:tc>
+        <w:tc>
+          <w:tcPr>
+            <w:tcW w:type="dxa" w:w="2443"/>
+          </w:tcPr>
+          <w:p>
+            <w:r>
+              <w:t>Dukungan 3 Peran (Klien, Arsitek, Kontraktor)</w:t>
+            </w:r>
+          </w:p>
+        </w:tc>
+        <w:tc>
+          <w:tcPr>
+            <w:tcW w:type="dxa" w:w="1263"/>
+          </w:tcPr>
+          <w:p>
+            <w:r/>
+          </w:p>
+        </w:tc>
+        <w:tc>
+          <w:tcPr>
+            <w:tcW w:type="dxa" w:w="1358"/>
+          </w:tcPr>
+          <w:p>
+            <w:r/>
+          </w:p>
+        </w:tc>
+        <w:tc>
+          <w:tcPr>
+            <w:tcW w:type="dxa" w:w="1243"/>
+          </w:tcPr>
+          <w:p>
+            <w:r/>
+          </w:p>
+        </w:tc>
+        <w:tc>
+          <w:tcPr>
+            <w:tcW w:type="dxa" w:w="1056"/>
+          </w:tcPr>
+          <w:p>
+            <w:r>
+              <w:t>🗸</w:t>
+            </w:r>
+          </w:p>
+        </w:tc>
+      </w:tr>
+      <w:tr>
+        <w:tc>
+          <w:tcPr>
+            <w:tcW w:type="dxa" w:w="567"/>
+          </w:tcPr>
+          <w:p>
+            <w:r>
+              <w:t>13</w:t>
+            </w:r>
+          </w:p>
+        </w:tc>
+        <w:tc>
+          <w:tcPr>
+            <w:tcW w:type="dxa" w:w="2443"/>
+          </w:tcPr>
+          <w:p>
+            <w:r>
+              <w:t>Sistem Chat &amp; Notifikasi Terintegrasi</w:t>
+            </w:r>
+          </w:p>
+        </w:tc>
+        <w:tc>
+          <w:tcPr>
+            <w:tcW w:type="dxa" w:w="1263"/>
+          </w:tcPr>
+          <w:p>
+            <w:r/>
+          </w:p>
+        </w:tc>
+        <w:tc>
+          <w:tcPr>
+            <w:tcW w:type="dxa" w:w="1358"/>
+          </w:tcPr>
+          <w:p>
+            <w:r/>
+          </w:p>
+        </w:tc>
+        <w:tc>
+          <w:tcPr>
+            <w:tcW w:type="dxa" w:w="1243"/>
+          </w:tcPr>
+          <w:p>
+            <w:r/>
+          </w:p>
+        </w:tc>
+        <w:tc>
+          <w:tcPr>
+            <w:tcW w:type="dxa" w:w="1056"/>
+          </w:tcPr>
+          <w:p>
+            <w:r>
               <w:t>🗸</w:t>
             </w:r>
           </w:p>
@@ -14954,7 +15284,7 @@
         <w:pStyle w:val="ListParagraph"/>
       </w:pPr>
       <w:r>
-        <w:t>Pencatatan log harian (daily log) progres pengerjaan proyek oleh penyedia jasa yang dapat dimonitor oleh Klien secara real-time.</w:t>
+        <w:t>Manajemen milestone proyek secara lengkap: pembuatan milestone dengan judul, deskripsi, tanggal tenggat, dan unggahan foto bukti progres. Pemilik proyek dapat menyetujui (approve) milestone atau meminta revisi dengan catatan. Galeri foto per milestone menampilkan dokumentasi progres secara visual. Progress proyek dihitung secara otomatis berdasarkan rasio milestone yang telah diselesaikan terhadap total milestone.</w:t>
       </w:r>
     </w:p>
     <w:p>
@@ -14962,7 +15292,7 @@
         <w:pStyle w:val="ListParagraph"/>
       </w:pPr>
       <w:r>
-        <w:t>Brankas dokumen digital (document vault) untuk menyimpan dan mengelola dokumen kontrak, proposal, dan gambar teknis proyek.</w:t>
+        <w:t>Pencatatan log harian (daily log) progres pengerjaan proyek oleh penyedia jasa yang mencakup deskripsi aktivitas, informasi cuaca, jumlah pekerja, kendala yang dilaporkan, dan lampiran foto dokumentasi. Log harian dapat dimonitor oleh Klien secara real-time.</w:t>
       </w:r>
     </w:p>
     <w:p>
@@ -14970,6 +15300,14 @@
         <w:pStyle w:val="ListParagraph"/>
       </w:pPr>
       <w:r>
+        <w:t>Brankas dokumen digital (document vault) untuk menyimpan dan mengelola dokumen kontrak, proposal, dan gambar teknis proyek. Dokumen dapat dikategorikan (general, dll.), memiliki label versi, dan dapat diverifikasi oleh pemilik proyek/PM. Akses dokumen dapat diatur berdasarkan target_role per pengguna.</w:t>
+      </w:r>
+    </w:p>
+    <w:p>
+      <w:pPr>
+        <w:pStyle w:val="ListParagraph"/>
+      </w:pPr>
+      <w:r>
         <w:t>Obrolan dan Notifikasi Real-time</w:t>
       </w:r>
     </w:p>
@@ -14986,7 +15324,7 @@
         <w:pStyle w:val="ListParagraph"/>
       </w:pPr>
       <w:r>
-        <w:t>Sistem notifikasi yang menampilkan informasi status penawaran, proyek baru yang relevan, dan pesan masuk secara real-time.</w:t>
+        <w:t>Sistem chat melakukan polling data pesan setiap 5000 ms untuk memastikan pesan baru muncul tanpa membekukan antarmuka. Fitur ini memiliki layar daftar percakapan (conversation list) yang menampilkan riwayat obrolan terbaru dan terintegrasi penuh dengan sistem notifikasi aplikasi.</w:t>
       </w:r>
     </w:p>
     <w:p>
@@ -14994,6 +15332,14 @@
         <w:pStyle w:val="ListParagraph"/>
       </w:pPr>
       <w:r>
+        <w:t>Sistem notifikasi yang menampilkan informasi status penawaran, proyek baru yang relevan, dan pesan masuk secara real-time. Notifikasi memiliki status read/unread, fitur tandai semua telah dibaca (mark all as read), badge notifikasi pada ikon aplikasi, serta deep-linking yang mengarahkan pengguna ke halaman detail proyek terkait.</w:t>
+      </w:r>
+    </w:p>
+    <w:p>
+      <w:pPr>
+        <w:pStyle w:val="ListParagraph"/>
+      </w:pPr>
+      <w:r>
         <w:t>Manajemen Profil dan Portofolio Digital</w:t>
       </w:r>
     </w:p>
@@ -15011,6 +15357,22 @@
       </w:pPr>
       <w:r>
         <w:t>Profil profesional (Arsitek/Kontraktor) yang dilengkapi unggahan portofolio visual, data perusahaan, metadata keahlian, dan dokumen pendukung.</w:t>
+      </w:r>
+    </w:p>
+    <w:p>
+      <w:pPr>
+        <w:pStyle w:val="ListParagraph"/>
+      </w:pPr>
+      <w:r>
+        <w:t>Manajemen Milestone Proyek: Pelacakan milestone proyek dengan status penyelesaian, bukti foto, dan konfirmasi dari kedua belah pihak (Klien dan penyedia jasa).</w:t>
+      </w:r>
+    </w:p>
+    <w:p>
+      <w:pPr>
+        <w:pStyle w:val="ListParagraph"/>
+      </w:pPr>
+      <w:r>
+        <w:t>Pencatatan Log Harian Proyek: Pencatatan progres harian pengerjaan proyek oleh penyedia jasa yang mencakup deskripsi aktivitas, informasi cuaca, jumlah pekerja, dan kendala yang dilaporkan. Log harian dapat dimonitor oleh Klien secara real-time.</w:t>
       </w:r>
     </w:p>
     <w:p>
@@ -17856,7 +18218,7 @@
                 <w:szCs w:val="20"/>
                 <w:lang w:val="id-ID"/>
               </w:rPr>
-              <w:t>(Splash Screen, Login, Register)</w:t>
+              <w:t>(Splash Screen, Login, Register, Forgot/Reset Password)</w:t>
             </w:r>
           </w:p>
           <w:p>
@@ -17918,7 +18280,7 @@
                 <w:szCs w:val="20"/>
                 <w:lang w:val="id-ID"/>
               </w:rPr>
-              <w:t>• Login Screen: Memuat kolom input surel (email) dan kata sandi, serta tombol aksi "Masuk". Terdapat tautan teks di bagian bawah untuk menuju halaman pendaftaran.</w:t>
+              <w:t>• Login Screen: Memuat kolom input surel (email) dan kata sandi, tombol "Masuk", serta tautan "Lupa Password" dan tautan untuk menuju halaman pendaftaran.</w:t>
             </w:r>
           </w:p>
           <w:p>
@@ -17980,7 +18342,7 @@
                 <w:szCs w:val="20"/>
                 <w:lang w:val="id-ID"/>
               </w:rPr>
-              <w:t>Aspek teknis: Formulir dilengkapi validasi karakter secara instan di sisi antarmuka untuk mencegah pengiriman data kosong ke peladen.</w:t>
+              <w:t>Aspek teknis: Formulir dilengkapi validasi karakter secara instan di sisi antarmuka untuk mencegah pengiriman data kosong ke peladen. Aplikasi juga mendukung Forgot/Reset Password menggunakan Firebase Authentication untuk autentikasi cepat, serta fitur Forgot/Reset Password melalui surel yang terdaftar.</w:t>
             </w:r>
           </w:p>
         </w:tc>
@@ -19507,7 +19869,7 @@
                 <w:szCs w:val="20"/>
                 <w:lang w:val="id-ID"/>
               </w:rPr>
-              <w:t>• Notifications: Daftar kronologis yang berisi peringatan sistem, seperti notifikasi "Penawaran Anda Diterima".</w:t>
+              <w:t>• Notifications: Daftar kronologis yang berisi peringatan sistem, dengan status read/unread, fitur mark all as read, dan badge notifikasi, seperti notifikasi "Penawaran Anda Diterima".</w:t>
             </w:r>
           </w:p>
           <w:p>
@@ -19538,7 +19900,7 @@
                 <w:szCs w:val="20"/>
                 <w:lang w:val="id-ID"/>
               </w:rPr>
-              <w:t>Aspek teknis: Data pesan ditarik secara berkala (polling interval 5000 ms) di belakang layar agar antarmuka tidak membeku.</w:t>
+              <w:t>Aspek teknis: Data pesan ditarik secara berkala (polling interval 5000 ms) di belakang layar agar antarmuka tidak membeku. Notifikasi masuk terintegrasi dengan sistem notifikasi aplikasi yang memiliki status read/unread, fitur mark all as read, serta badge notifikasi.</w:t>
             </w:r>
           </w:p>
         </w:tc>
@@ -22526,7 +22888,7 @@
           <w:szCs w:val="22"/>
           <w:lang w:val="id-ID"/>
         </w:rPr>
-        <w:t>Penyesuaian teknis minor dari tahap rancangan hanya terjadi pada mekanisme pemuatan aset visual dan manajemen sesi. Untuk mencegah kebocoran memori (memory leak) ketika pengguna menggulir daftar properti dalam jumlah masif, diimplementasikan mekanisme lazy loading pada antarmuka klien. Dari sisi arsitektur data, manajemen otorisasi berhasil diimplementasikan secara murni menggunakan Flutter Secure Storage, guna mengisolasi Bearer Token dari celah eksploitasi lokal dan mencegah Race Condition yang rentan terjadi pada basis data relasional lokal murni.</w:t>
+        <w:t>Penyesuaian teknis minor dari tahap rancangan hanya terjadi pada mekanisme pemuatan aset visual dan manajemen sesi. Selain fitur inti yang direncanakan, implementasi juga mencakup fitur tambahan seperti manajemen milestone proyek yang dilengkapi dengan pelacakan status penyelesaian, bukti foto, dan konfirmasi. Untuk mencegah kebocoran memori (memory leak) ketika pengguna menggulir daftar properti dalam jumlah masif, diimplementasikan mekanisme lazy loading pada antarmuka klien. Dari sisi arsitektur data, manajemen otorisasi berhasil diimplementasikan secara murni menggunakan Flutter Secure Storage, guna mengisolasi Bearer Token dari celah eksploitasi lokal dan mencegah Race Condition yang rentan terjadi pada basis data relasional lokal murni.</w:t>
       </w:r>
     </w:p>
     <w:p>
@@ -26779,32 +27141,62 @@
       <w:bookmarkEnd w:id="76"/>
     </w:p>
     <w:p>
-      <w:pPr>
-        <w:rPr>
-          <w:rFonts w:cstheme="minorHAnsi"/>
-          <w:color w:val="808080" w:themeColor="background1" w:themeShade="80"/>
-          <w:szCs w:val="22"/>
-          <w:lang w:val="id-ID"/>
-        </w:rPr>
-      </w:pPr>
-    </w:p>
-    <w:p>
-      <w:pPr>
-        <w:rPr>
-          <w:rFonts w:cstheme="minorHAnsi"/>
-          <w:szCs w:val="22"/>
-          <w:lang w:val="id-ID"/>
-        </w:rPr>
-      </w:pPr>
-      <w:r>
-        <w:rPr>
-          <w:rFonts w:cstheme="minorHAnsi"/>
-          <w:szCs w:val="22"/>
-          <w:lang w:val="id-ID"/>
-        </w:rPr>
-        <w:t xml:space="preserve">Pengujian ke pengguna dilakukan dengan metode </w:t>
-      </w:r>
-      <w:r>
+      <w:pPr/>
+      <w:r>
+        <w:t>Pengujian ke pengguna dilakukan dengan metode usability test menggunakan kuesioner skala Likert 5 poin (1=Sangat Tidak Setuju hingga 5=Sangat Setuju) yang disusun melalui Google Form. Kuesioner terdiri dari 12 pertanyaan yang mencakup tiga aspek pengukuran, yaitu efektivitas, efisiensi, dan kepuasan pengguna.</w:t>
+      </w:r>
+    </w:p>
+    <w:p>
+      <w:pPr/>
+      <w:r>
+        <w:t>Daftar 12 pertanyaan pada kuesioner usability test mencakup: (1) kemudahan alur publikasi proyek lelang; (2) fungsi pencarian dan filter di marketplace; (3) fitur chat untuk negosiasi kontrak real-time; (4) kecepatan pemuatan halaman aplikasi; (5) sistem notifikasi instan untuk memantau status lelang; (6) tata letak navigasi Home, Services, Bidding, Chat, dan Profile; (7) stabilitas aplikasi tanpa force-close; (8) efisiensi waktu dibandingkan metode konvensional; (9) desain visual yang modern, bersih, dan profesional; (10) kombinasi warna dan ikon yang memperjelas fungsi; (11) keamanan autentikasi; serta (12) kesediaan merekomendasikan 4C kepada kolega.</w:t>
+      </w:r>
+    </w:p>
+    <w:p>
+      <w:pPr/>
+      <w:r>
+        <w:t>Pengujian dilakukan dengan responden sebanyak 9 orang yang terdiri dari 3 orang Klien (pencari properti), 3 orang Arsitek profesional, dan 3 orang Kontraktor sipil. Pengujian tambahan dilakukan secara daring melalui platform Zoom dengan responden dari berbagai latar belakang profesi termasuk notaris, desainer interior, dan konsultan teknik untuk memvalidasi cakupan fitur yang lebih luas. Setiap responden dipastikan telah mencoba aplikasi sebelum mengisi kuesioner. Uji coba dilakukan secara sinkron melalui demonstrasi langsung dan Zoom. Dokumentasi kegiatan dapat dilihat di Lampiran 1, dan daftar pertanyaan serta perhitungan hasil kuesioner dapat dilihat di Lampiran 2.</w:t>
+      </w:r>
+    </w:p>
+    <w:p>
+      <w:pPr/>
+      <w:r>
+        <w:t>Berdasarkan hasil perhitungan usability test terhadap 12 pertanyaan pada ketiga aspek, responden memberikan nilai kepuasan yang tinggi untuk aplikasi mobile 4C, dengan persentase efektivitas sebesar 88,5%, efisiensi sebesar 89,4%, dan kepuasan sebesar 89,9% seperti yang terlihat pada diagram hasil evaluasi.</w:t>
+      </w:r>
+    </w:p>
+    <w:p>
+      <w:pPr>
+        <w:pStyle w:val="Heading3"/>
+        <w:spacing w:before="0" w:after="200"/>
+        <w:rPr>
+          <w:rFonts w:cstheme="minorHAnsi"/>
+          <w:szCs w:val="22"/>
+          <w:lang w:val="id-ID"/>
+        </w:rPr>
+      </w:pPr>
+      <w:bookmarkStart w:id="79" w:name="_Toc106660528"/>
+      <w:bookmarkStart w:id="80" w:name="_Toc210729619"/>
+      <w:r>
+        <w:rPr>
+          <w:rFonts w:cstheme="minorHAnsi"/>
+          <w:szCs w:val="22"/>
+          <w:lang w:val="id-ID"/>
+        </w:rPr>
+        <w:t xml:space="preserve">4.2.4 </w:t>
+      </w:r>
+      <w:r>
+        <w:rPr>
+          <w:rFonts w:cstheme="minorHAnsi"/>
+          <w:szCs w:val="22"/>
+          <w:lang w:val="id-ID"/>
+        </w:rPr>
+        <w:t>Diskusi Hasil Pengujian</w:t>
+      </w:r>
+      <w:bookmarkEnd w:id="79"/>
+      <w:bookmarkEnd w:id="80"/>
+    </w:p>
+    <w:p>
+      <w:pPr>
         <w:rPr>
           <w:rFonts w:cstheme="minorHAnsi"/>
           <w:i/>
@@ -26812,273 +27204,9 @@
           <w:szCs w:val="22"/>
           <w:lang w:val="id-ID"/>
         </w:rPr>
-        <w:t>usability test</w:t>
-      </w:r>
-      <w:r>
-        <w:rPr>
-          <w:rFonts w:cstheme="minorHAnsi"/>
-          <w:szCs w:val="22"/>
-          <w:lang w:val="id-ID"/>
-        </w:rPr>
-        <w:t>. Proses pengujian diawali dengan membuat kuesioner di Google Form, lalu menyebarkan kuesioner tersebut ke responden. Selanjutnya, dilakukan perhitungan hasil kuesioner dengan skala Likert. Terakhir, dilakukan interpretasi hasil perhitungan.</w:t>
-      </w:r>
-    </w:p>
-    <w:p>
-      <w:pPr>
-        <w:rPr>
-          <w:rFonts w:cstheme="minorHAnsi"/>
-          <w:szCs w:val="22"/>
-          <w:lang w:val="id-ID"/>
-        </w:rPr>
-      </w:pPr>
-      <w:r>
-        <w:t>Pengujian dilakukan dengan responden sebanyak 9 orang yang terdiri dari 3 orang Klien (pencari properti), 3 orang Arsitek profesional, dan 3 orang Kontraktor sipil. Setiap responden dipastikan telah mencoba aplikasi sebelum mengisi kuesioner. Uji coba dilakukan secara sinkron melalui demonstrasi langsung dan Zoom. Dokumentasi kegiatan dapat dilihat di Lampiran 1, dan daftar pertanyaan serta perhitungan hasil kuesioner dapat dilihat di Lampiran 2.</w:t>
-      </w:r>
-    </w:p>
-    <w:p>
-      <w:pPr>
-        <w:rPr>
-          <w:rFonts w:cstheme="minorHAnsi"/>
-          <w:szCs w:val="22"/>
-          <w:lang w:val="id-ID"/>
-        </w:rPr>
-      </w:pPr>
-      <w:r>
-        <w:t>Berdasarkan hasil perhitungan usability test, responden memberikan nilai kepuasan yang tinggi untuk aplikasi mobile 4C, dengan persentase efektivitas sebesar 88,5%, efisiensi sebesar 89,4%, dan kepuasan sebesar 89,9% seperti yang terlihat pada diagram hasil evaluasi.</w:t>
-      </w:r>
-    </w:p>
-    <w:p>
-      <w:pPr>
-        <w:ind w:left="426"/>
-        <w:jc w:val="center"/>
-        <w:rPr>
-          <w:rFonts w:cstheme="minorHAnsi"/>
-          <w:szCs w:val="22"/>
-          <w:lang w:val="id-ID"/>
-        </w:rPr>
-      </w:pPr>
-      <w:r>
-        <w:rPr>
-          <w:noProof/>
-          <w:szCs w:val="22"/>
-          <w:lang w:val="id-ID"/>
-        </w:rPr>
-        <w:drawing>
-          <wp:inline distT="0" distB="0" distL="0" distR="0" wp14:anchorId="14E44998" wp14:editId="14E7FBA7">
-            <wp:extent cx="4572000" cy="2752725"/>
-            <wp:effectExtent l="0" t="0" r="0" b="9525"/>
-            <wp:docPr id="40" name="Picture 40" descr="Chart, bar chart&#10;&#10;Description automatically generated"/>
-            <wp:cNvGraphicFramePr>
-              <a:graphicFrameLocks xmlns:a="http://schemas.openxmlformats.org/drawingml/2006/main" noChangeAspect="1"/>
-            </wp:cNvGraphicFramePr>
-            <a:graphic xmlns:a="http://schemas.openxmlformats.org/drawingml/2006/main">
-              <a:graphicData uri="http://schemas.openxmlformats.org/drawingml/2006/picture">
-                <pic:pic xmlns:pic="http://schemas.openxmlformats.org/drawingml/2006/picture">
-                  <pic:nvPicPr>
-                    <pic:cNvPr id="40" name="Picture 40" descr="Chart, bar chart&#10;&#10;Description automatically generated"/>
-                    <pic:cNvPicPr>
-                      <a:picLocks noChangeAspect="1" noChangeArrowheads="1"/>
-                    </pic:cNvPicPr>
-                  </pic:nvPicPr>
-                  <pic:blipFill>
-                    <a:blip r:embed="rId31">
-                      <a:extLst>
-                        <a:ext uri="{28A0092B-C50C-407E-A947-70E740481C1C}">
-                          <a14:useLocalDpi xmlns:a14="http://schemas.microsoft.com/office/drawing/2010/main" val="0"/>
-                        </a:ext>
-                      </a:extLst>
-                    </a:blip>
-                    <a:srcRect/>
-                    <a:stretch>
-                      <a:fillRect/>
-                    </a:stretch>
-                  </pic:blipFill>
-                  <pic:spPr bwMode="auto">
-                    <a:xfrm>
-                      <a:off x="0" y="0"/>
-                      <a:ext cx="4572000" cy="2752725"/>
-                    </a:xfrm>
-                    <a:prstGeom prst="rect">
-                      <a:avLst/>
-                    </a:prstGeom>
-                    <a:noFill/>
-                    <a:ln>
-                      <a:noFill/>
-                    </a:ln>
-                  </pic:spPr>
-                </pic:pic>
-              </a:graphicData>
-            </a:graphic>
-          </wp:inline>
-        </w:drawing>
-      </w:r>
-    </w:p>
-    <w:p>
-      <w:pPr>
-        <w:pStyle w:val="Caption"/>
-        <w:jc w:val="center"/>
-        <w:rPr>
-          <w:rFonts w:cstheme="minorHAnsi"/>
-          <w:i w:val="0"/>
-          <w:iCs w:val="0"/>
-          <w:color w:val="auto"/>
-          <w:lang w:val="id-ID"/>
-        </w:rPr>
-      </w:pPr>
-      <w:bookmarkStart w:id="77" w:name="_Toc106660545"/>
-      <w:bookmarkStart w:id="78" w:name="_Toc195790651"/>
-      <w:r>
-        <w:rPr>
-          <w:i w:val="0"/>
-          <w:iCs w:val="0"/>
-          <w:color w:val="auto"/>
-          <w:lang w:val="id-ID"/>
-        </w:rPr>
-        <w:t xml:space="preserve">Gambar 4. </w:t>
-      </w:r>
-      <w:r>
-        <w:rPr>
-          <w:i w:val="0"/>
-          <w:iCs w:val="0"/>
-          <w:color w:val="auto"/>
-          <w:lang w:val="id-ID"/>
-        </w:rPr>
-        <w:fldChar w:fldCharType="begin"/>
-      </w:r>
-      <w:r>
-        <w:rPr>
-          <w:i w:val="0"/>
-          <w:iCs w:val="0"/>
-          <w:color w:val="auto"/>
-          <w:lang w:val="id-ID"/>
-        </w:rPr>
-        <w:instrText xml:space="preserve"> SEQ Gambar_4. \* ARABIC </w:instrText>
-      </w:r>
-      <w:r>
-        <w:rPr>
-          <w:i w:val="0"/>
-          <w:iCs w:val="0"/>
-          <w:color w:val="auto"/>
-          <w:lang w:val="id-ID"/>
-        </w:rPr>
-        <w:fldChar w:fldCharType="separate"/>
-      </w:r>
-      <w:r>
-        <w:rPr>
-          <w:i w:val="0"/>
-          <w:iCs w:val="0"/>
-          <w:noProof/>
-          <w:color w:val="auto"/>
-          <w:lang w:val="id-ID"/>
-        </w:rPr>
-        <w:t>4</w:t>
-      </w:r>
-      <w:r>
-        <w:rPr>
-          <w:i w:val="0"/>
-          <w:iCs w:val="0"/>
-          <w:color w:val="auto"/>
-          <w:lang w:val="id-ID"/>
-        </w:rPr>
-        <w:fldChar w:fldCharType="end"/>
-      </w:r>
-      <w:r>
-        <w:rPr>
-          <w:i w:val="0"/>
-          <w:iCs w:val="0"/>
-          <w:color w:val="auto"/>
-          <w:lang w:val="id-ID"/>
-        </w:rPr>
-        <w:t xml:space="preserve"> </w:t>
-      </w:r>
-      <w:r>
-        <w:rPr>
-          <w:i w:val="0"/>
-          <w:iCs w:val="0"/>
-          <w:color w:val="auto"/>
-          <w:lang w:val="id-ID"/>
-        </w:rPr>
-        <w:t>Grafik Respon Effectiveness</w:t>
-      </w:r>
-      <w:bookmarkEnd w:id="77"/>
-      <w:bookmarkEnd w:id="78"/>
-    </w:p>
-    <w:p>
-      <w:pPr>
-        <w:rPr>
-          <w:rFonts w:cstheme="minorHAnsi"/>
-          <w:i/>
-          <w:iCs/>
-          <w:szCs w:val="22"/>
-          <w:lang w:val="id-ID"/>
-        </w:rPr>
-      </w:pPr>
-    </w:p>
-    <w:p>
-      <w:pPr>
-        <w:rPr>
-          <w:rFonts w:cstheme="minorHAnsi"/>
-          <w:i/>
-          <w:iCs/>
-          <w:szCs w:val="22"/>
-          <w:lang w:val="id-ID"/>
-        </w:rPr>
-      </w:pPr>
-    </w:p>
-    <w:p>
-      <w:pPr>
-        <w:rPr>
-          <w:rFonts w:cstheme="minorHAnsi"/>
-          <w:i/>
-          <w:iCs/>
-          <w:szCs w:val="22"/>
-          <w:lang w:val="id-ID"/>
-        </w:rPr>
-      </w:pPr>
-    </w:p>
-    <w:p>
-      <w:pPr>
-        <w:pStyle w:val="Heading3"/>
-        <w:spacing w:before="0" w:after="200"/>
-        <w:rPr>
-          <w:rFonts w:cstheme="minorHAnsi"/>
-          <w:szCs w:val="22"/>
-          <w:lang w:val="id-ID"/>
-        </w:rPr>
-      </w:pPr>
-      <w:bookmarkStart w:id="79" w:name="_Toc106660528"/>
-      <w:bookmarkStart w:id="80" w:name="_Toc210729619"/>
-      <w:r>
-        <w:rPr>
-          <w:rFonts w:cstheme="minorHAnsi"/>
-          <w:szCs w:val="22"/>
-          <w:lang w:val="id-ID"/>
-        </w:rPr>
-        <w:t xml:space="preserve">4.2.4 </w:t>
-      </w:r>
-      <w:r>
-        <w:rPr>
-          <w:rFonts w:cstheme="minorHAnsi"/>
-          <w:szCs w:val="22"/>
-          <w:lang w:val="id-ID"/>
-        </w:rPr>
-        <w:t>Diskusi Hasil Pengujian</w:t>
-      </w:r>
-      <w:bookmarkEnd w:id="79"/>
-      <w:bookmarkEnd w:id="80"/>
-    </w:p>
-    <w:p>
-      <w:pPr>
-        <w:rPr>
-          <w:rFonts w:cstheme="minorHAnsi"/>
-          <w:i/>
-          <w:iCs/>
-          <w:szCs w:val="22"/>
-          <w:lang w:val="id-ID"/>
-        </w:rPr>
-      </w:pPr>
-      <w:r>
-        <w:t>Berdasarkan seluruh pengujian yang dilakukan, arsitektur BLoC yang diterapkan pada aplikasi mobile 4C terbukti sangat efektif dalam memisahkan logika antarmuka secara total dari logika bisnis. Hal ini menghasilkan manajemen state yang reaktif dan responsif, mencegah kebocoran memori (memory leak), serta memastikan kelancaran rendering antarmuka pada kecepatan 60 FPS.</w:t>
+      </w:pPr>
+      <w:r>
+        <w:t>Berdasarkan seluruh pengujian yang dilakukan, arsitektur BLoC yang diterapkan terbukti sangat efektif dalam memisahkan logika antarmuka secara total dari logika bisnis. Hal ini menghasilkan manajemen state yang reaktif dan responsif, mencegah kebocoran memori (memory leak), serta memastikan kelancaran rendering antarmuka pada kecepatan 60 FPS.</w:t>
       </w:r>
     </w:p>
     <w:p>
@@ -27098,7 +27226,7 @@
         </w:sectPr>
       </w:pPr>
       <w:r>
-        <w:t>Selain itu, algoritma Weighted Scoring yang diimplementasikan pada dasbor lelang proyek memberikan hasil rekomendasi pemenang lelang yang objektif bagi Klien, dengan mengombinasikan faktor harga penawaran terendah dan reputasi penyedia jasa secara otomatis. Integrasi REST API menggunakan pustaka Dio dengan peladen backend Laravel Sanctum juga terbukti aman dalam menangani sesi otorisasi token di sisi klien menggunakan Flutter Secure Storage.</w:t>
+        <w:t>Selain itu, algoritma Weighted Scoring yang diimplementasikan pada dasbor lelang proyek memberikan hasil rekomendasi pemenang lelang yang objektif bagi Klien, dengan mengombinasikan faktor harga penawaran terendah dan reputasi penyedia jasa secara otomatis. Fitur-fitur tambahan seperti manajemen milestone, pencatatan log harian, dan brankas dokumen digital berhasil diimplementasikan dan memperkuat ekosistem kolaborasi konstruksi secara menyeluruh. Integrasi REST API menggunakan pustaka Dio dengan peladen backend Laravel Sanctum juga terbukti aman dalam menangani sesi otorisasi token di sisi klien menggunakan Flutter Secure Storage.</w:t>
       </w:r>
     </w:p>
     <w:p>
@@ -27193,6 +27321,12 @@
       </w:pPr>
       <w:r>
         <w:t>4. Penerapan pola arsitektur BLoC pada manajemen state terbukti andal dalam memisahkan logika UI dan bisnis, mengoptimalkan kinerja RAM perangkat seluler, serta mencegah kebocoran memori.</w:t>
+      </w:r>
+    </w:p>
+    <w:p>
+      <w:pPr/>
+      <w:r>
+        <w:t>5. Fitur-fitur manajemen proyek seperti manajemen milestone, pencatatan log harian, dan brankas dokumen digital berhasil diintegrasikan untuk mendukung siklus proyek konstruksi secara end-to-end.</w:t>
       </w:r>
     </w:p>
     <w:p>
@@ -27300,7 +27434,7 @@
         </w:rPr>
       </w:pPr>
       <w:r>
-        <w:t>3. Menambahkan push notifications menggunakan Firebase Cloud Messaging (FCM) untuk notifikasi instan lelang proyek baru.</w:t>
+        <w:t>3. Mengoptimalkan push notifications menggunakan Firebase Cloud Messaging (FCM) untuk notifikasi instan lelang proyek baru secara real-time tanpa polling.</w:t>
       </w:r>
     </w:p>
     <w:p>
